--- a/Teknik-Tenaga-Listrik/Modul-Word/Modul-2-Komponen-Komponen-Sistem-Tenaga-Listrik.docx
+++ b/Teknik-Tenaga-Listrik/Modul-Word/Modul-2-Komponen-Komponen-Sistem-Tenaga-Listrik.docx
@@ -4553,7 +4553,7 @@
       <w:r>
         <w:drawing>
           <wp:inline xmlns:a="http://schemas.openxmlformats.org/drawingml/2006/main" xmlns:pic="http://schemas.openxmlformats.org/drawingml/2006/picture">
-            <wp:extent cx="5400000" cy="2028680"/>
+            <wp:extent cx="5400000" cy="2143511"/>
             <wp:docPr id="1858245149" name="Picture 1858245149"/>
             <wp:cNvGraphicFramePr>
               <a:graphicFrameLocks noChangeAspect="1"/>
@@ -4574,7 +4574,7 @@
                   <pic:spPr>
                     <a:xfrm>
                       <a:off x="0" y="0"/>
-                      <a:ext cx="5400000" cy="2028680"/>
+                      <a:ext cx="5400000" cy="2143511"/>
                     </a:xfrm>
                     <a:prstGeom prst="rect"/>
                   </pic:spPr>

--- a/Teknik-Tenaga-Listrik/Modul-Word/Modul-2-Komponen-Komponen-Sistem-Tenaga-Listrik.docx
+++ b/Teknik-Tenaga-Listrik/Modul-Word/Modul-2-Komponen-Komponen-Sistem-Tenaga-Listrik.docx
@@ -2832,7 +2832,9 @@
           <w:color w:val="1F3864"/>
           <w:sz w:val="28"/>
         </w:rPr>
-        <w:t>PETA KOMPONEN SISTEM TENAGA LISTRIK</w:t>
+        <w:t>PETA KOMPONEN</w:t>
+        <w:br/>
+        <w:t>SISTEM TENAGA LISTRIK</w:t>
       </w:r>
     </w:p>
     <w:p>
@@ -4526,7 +4528,9 @@
           <w:color w:val="1F3864"/>
           <w:sz w:val="28"/>
         </w:rPr>
-        <w:t>GENERATOR SINKRON: BAGIAN DAN RATING</w:t>
+        <w:t>GENERATOR SINKRON:</w:t>
+        <w:br/>
+        <w:t>BAGIAN DAN RATING</w:t>
       </w:r>
     </w:p>
     <w:p>
@@ -6106,7 +6110,9 @@
           <w:color w:val="1F3864"/>
           <w:sz w:val="28"/>
         </w:rPr>
-        <w:t>TRANSFORMATOR DAYA: RASIO, RUGI, EFISIENSI, DAN IMPEDANSI</w:t>
+        <w:t>TRANSFORMATOR DAYA:</w:t>
+        <w:br/>
+        <w:t>RASIO, RUGI, EFISIENSI, DAN IMPEDANSI</w:t>
       </w:r>
     </w:p>
     <w:p>
@@ -6133,7 +6139,7 @@
       <w:r>
         <w:drawing>
           <wp:inline xmlns:a="http://schemas.openxmlformats.org/drawingml/2006/main" xmlns:pic="http://schemas.openxmlformats.org/drawingml/2006/picture">
-            <wp:extent cx="5400000" cy="2046347"/>
+            <wp:extent cx="5400000" cy="2078735"/>
             <wp:docPr id="1858245150" name="Picture 1858245150"/>
             <wp:cNvGraphicFramePr>
               <a:graphicFrameLocks noChangeAspect="1"/>
@@ -6154,7 +6160,7 @@
                   <pic:spPr>
                     <a:xfrm>
                       <a:off x="0" y="0"/>
-                      <a:ext cx="5400000" cy="2046347"/>
+                      <a:ext cx="5400000" cy="2078735"/>
                     </a:xfrm>
                     <a:prstGeom prst="rect"/>
                   </pic:spPr>
@@ -9302,7 +9308,9 @@
           <w:color w:val="1F3864"/>
           <w:sz w:val="28"/>
         </w:rPr>
-        <w:t>SALURAN: KONDUKTOR, ISOLATOR, DAN MENARA</w:t>
+        <w:t>SALURAN: KONDUKTOR,</w:t>
+        <w:br/>
+        <w:t>ISOLATOR, DAN MENARA</w:t>
       </w:r>
     </w:p>
     <w:p>
@@ -10386,7 +10394,9 @@
           <w:color w:val="1F3864"/>
           <w:sz w:val="28"/>
         </w:rPr>
-        <w:t>GARDU INDUK: REL, PMT, PMS, DAN PERALATAN PROTEKSI</w:t>
+        <w:t>GARDU INDUK: REL, PMT,</w:t>
+        <w:br/>
+        <w:t>PMS, DAN PERALATAN PROTEKSI</w:t>
       </w:r>
     </w:p>
     <w:p>
@@ -11608,7 +11618,9 @@
           <w:color w:val="1F3864"/>
           <w:sz w:val="28"/>
         </w:rPr>
-        <w:t>KOMPONEN DISTRIBUSI DAN SISI BEBAN</w:t>
+        <w:t>KOMPONEN DISTRIBUSI</w:t>
+        <w:br/>
+        <w:t>DAN SISI BEBAN</w:t>
       </w:r>
     </w:p>
     <w:p>
@@ -13019,7 +13031,9 @@
           <w:color w:val="1F3864"/>
           <w:sz w:val="28"/>
         </w:rPr>
-        <w:t>MEMBACA PAPAN NAMA DAN SPESIFIKASI KOMPONEN</w:t>
+        <w:t>MEMBACA PAPAN NAMA</w:t>
+        <w:br/>
+        <w:t>DAN SPESIFIKASI KOMPONEN</w:t>
       </w:r>
     </w:p>
     <w:p>
@@ -13133,7 +13147,26 @@
           <w:i w:val="0"/>
           <w:sz w:val="22"/>
         </w:rPr>
-        <w:t>Z% (trafo), X_d (generator), rugi tanpa beban dan rugi beban penuh (W). Dari angka ini dihitung efisiensi, regulasi, dan arus hubung singkat.</w:t>
+        <w:t>Z% (trafo), X</w:t>
+      </w:r>
+      <w:r>
+        <w:rPr>
+          <w:rFonts w:ascii="Arial" w:hAnsi="Arial" w:eastAsia="Arial" w:cs="Arial"/>
+          <w:b w:val="0"/>
+          <w:i w:val="0"/>
+          <w:sz w:val="22"/>
+          <w:vertAlign w:val="subscript"/>
+        </w:rPr>
+        <w:t>d</w:t>
+      </w:r>
+      <w:r>
+        <w:rPr>
+          <w:rFonts w:ascii="Arial" w:hAnsi="Arial" w:eastAsia="Arial" w:cs="Arial"/>
+          <w:b w:val="0"/>
+          <w:i w:val="0"/>
+          <w:sz w:val="22"/>
+        </w:rPr>
+        <w:t xml:space="preserve"> (generator), rugi tanpa beban dan rugi beban penuh (W). Dari angka ini dihitung efisiensi, regulasi, dan arus hubung singkat.</w:t>
       </w:r>
     </w:p>
     <w:p>
@@ -13615,7 +13648,26 @@
                 <w:i w:val="0"/>
                 <w:sz w:val="18"/>
               </w:rPr>
-              <w:t>efisiensi, x_opt ≈ 36%</w:t>
+              <w:t>efisiensi, x</w:t>
+            </w:r>
+            <w:r>
+              <w:rPr>
+                <w:rFonts w:ascii="Arial" w:hAnsi="Arial" w:eastAsia="Arial" w:cs="Arial"/>
+                <w:b w:val="0"/>
+                <w:i w:val="0"/>
+                <w:sz w:val="18"/>
+                <w:vertAlign w:val="subscript"/>
+              </w:rPr>
+              <w:t>opt</w:t>
+            </w:r>
+            <w:r>
+              <w:rPr>
+                <w:rFonts w:ascii="Arial" w:hAnsi="Arial" w:eastAsia="Arial" w:cs="Arial"/>
+                <w:b w:val="0"/>
+                <w:i w:val="0"/>
+                <w:sz w:val="18"/>
+              </w:rPr>
+              <w:t xml:space="preserve"> ≈ 36%</w:t>
             </w:r>
           </w:p>
         </w:tc>
@@ -13765,7 +13817,9 @@
           <w:color w:val="1F3864"/>
           <w:sz w:val="28"/>
         </w:rPr>
-        <w:t>ANIMASI INTERAKTIF KOMPONEN SISTEM TENAGA LISTRIK</w:t>
+        <w:t>ANIMASI INTERAKTIF</w:t>
+        <w:br/>
+        <w:t>KOMPONEN SISTEM TENAGA LISTRIK</w:t>
       </w:r>
     </w:p>
     <w:p>
@@ -13796,7 +13850,123 @@
           <w:color w:val="2E4A7A"/>
           <w:sz w:val="24"/>
         </w:rPr>
-        <w:t>Animasi 1 — Rasio Belitan Transformator a = N1/N2 = V1/V2 = I2/I1</w:t>
+        <w:t>Animasi 1 — Rasio Belitan Transformator a = N</w:t>
+      </w:r>
+      <w:r>
+        <w:rPr>
+          <w:rFonts w:ascii="Arial" w:hAnsi="Arial" w:eastAsia="Arial" w:cs="Arial"/>
+          <w:b/>
+          <w:i w:val="0"/>
+          <w:color w:val="2E4A7A"/>
+          <w:sz w:val="24"/>
+          <w:vertAlign w:val="subscript"/>
+        </w:rPr>
+        <w:t>1</w:t>
+      </w:r>
+      <w:r>
+        <w:rPr>
+          <w:rFonts w:ascii="Arial" w:hAnsi="Arial" w:eastAsia="Arial" w:cs="Arial"/>
+          <w:b/>
+          <w:i w:val="0"/>
+          <w:color w:val="2E4A7A"/>
+          <w:sz w:val="24"/>
+        </w:rPr>
+        <w:t>/N</w:t>
+      </w:r>
+      <w:r>
+        <w:rPr>
+          <w:rFonts w:ascii="Arial" w:hAnsi="Arial" w:eastAsia="Arial" w:cs="Arial"/>
+          <w:b/>
+          <w:i w:val="0"/>
+          <w:color w:val="2E4A7A"/>
+          <w:sz w:val="24"/>
+          <w:vertAlign w:val="subscript"/>
+        </w:rPr>
+        <w:t>2</w:t>
+      </w:r>
+      <w:r>
+        <w:rPr>
+          <w:rFonts w:ascii="Arial" w:hAnsi="Arial" w:eastAsia="Arial" w:cs="Arial"/>
+          <w:b/>
+          <w:i w:val="0"/>
+          <w:color w:val="2E4A7A"/>
+          <w:sz w:val="24"/>
+        </w:rPr>
+        <w:t xml:space="preserve"> = V</w:t>
+      </w:r>
+      <w:r>
+        <w:rPr>
+          <w:rFonts w:ascii="Arial" w:hAnsi="Arial" w:eastAsia="Arial" w:cs="Arial"/>
+          <w:b/>
+          <w:i w:val="0"/>
+          <w:color w:val="2E4A7A"/>
+          <w:sz w:val="24"/>
+          <w:vertAlign w:val="subscript"/>
+        </w:rPr>
+        <w:t>1</w:t>
+      </w:r>
+      <w:r>
+        <w:rPr>
+          <w:rFonts w:ascii="Arial" w:hAnsi="Arial" w:eastAsia="Arial" w:cs="Arial"/>
+          <w:b/>
+          <w:i w:val="0"/>
+          <w:color w:val="2E4A7A"/>
+          <w:sz w:val="24"/>
+        </w:rPr>
+        <w:t>/V</w:t>
+      </w:r>
+      <w:r>
+        <w:rPr>
+          <w:rFonts w:ascii="Arial" w:hAnsi="Arial" w:eastAsia="Arial" w:cs="Arial"/>
+          <w:b/>
+          <w:i w:val="0"/>
+          <w:color w:val="2E4A7A"/>
+          <w:sz w:val="24"/>
+          <w:vertAlign w:val="subscript"/>
+        </w:rPr>
+        <w:t>2</w:t>
+      </w:r>
+      <w:r>
+        <w:rPr>
+          <w:rFonts w:ascii="Arial" w:hAnsi="Arial" w:eastAsia="Arial" w:cs="Arial"/>
+          <w:b/>
+          <w:i w:val="0"/>
+          <w:color w:val="2E4A7A"/>
+          <w:sz w:val="24"/>
+        </w:rPr>
+        <w:t xml:space="preserve"> = I</w:t>
+      </w:r>
+      <w:r>
+        <w:rPr>
+          <w:rFonts w:ascii="Arial" w:hAnsi="Arial" w:eastAsia="Arial" w:cs="Arial"/>
+          <w:b/>
+          <w:i w:val="0"/>
+          <w:color w:val="2E4A7A"/>
+          <w:sz w:val="24"/>
+          <w:vertAlign w:val="subscript"/>
+        </w:rPr>
+        <w:t>2</w:t>
+      </w:r>
+      <w:r>
+        <w:rPr>
+          <w:rFonts w:ascii="Arial" w:hAnsi="Arial" w:eastAsia="Arial" w:cs="Arial"/>
+          <w:b/>
+          <w:i w:val="0"/>
+          <w:color w:val="2E4A7A"/>
+          <w:sz w:val="24"/>
+        </w:rPr>
+        <w:t>/I</w:t>
+      </w:r>
+      <w:r>
+        <w:rPr>
+          <w:rFonts w:ascii="Arial" w:hAnsi="Arial" w:eastAsia="Arial" w:cs="Arial"/>
+          <w:b/>
+          <w:i w:val="0"/>
+          <w:color w:val="2E4A7A"/>
+          <w:sz w:val="24"/>
+          <w:vertAlign w:val="subscript"/>
+        </w:rPr>
+        <w:t>1</w:t>
       </w:r>
     </w:p>
     <w:p>
@@ -13886,7 +14056,18 @@
           <w:color w:val="2E4A7A"/>
           <w:sz w:val="24"/>
         </w:rPr>
-        <w:t>Animasi 2 — Kurva Efisiensi Transformator η(x) dan Titik xopt</w:t>
+        <w:t>Animasi 2 — Kurva Efisiensi Transformator η(x) dan Titik x</w:t>
+      </w:r>
+      <w:r>
+        <w:rPr>
+          <w:rFonts w:ascii="Arial" w:hAnsi="Arial" w:eastAsia="Arial" w:cs="Arial"/>
+          <w:b/>
+          <w:i w:val="0"/>
+          <w:color w:val="2E4A7A"/>
+          <w:sz w:val="24"/>
+          <w:vertAlign w:val="subscript"/>
+        </w:rPr>
+        <w:t>opt</w:t>
       </w:r>
     </w:p>
     <w:p>
@@ -14033,7 +14214,60 @@
           <w:color w:val="2E4A7A"/>
           <w:sz w:val="24"/>
         </w:rPr>
-        <w:t>Animasi 3 — Arus Hubung Singkat Trafo dan Pemilihan Rating PMT Isc = In/Zpu</w:t>
+        <w:t>Animasi 3 — Arus Hubung Singkat Trafo dan Pemilihan Rating PMT I</w:t>
+      </w:r>
+      <w:r>
+        <w:rPr>
+          <w:rFonts w:ascii="Arial" w:hAnsi="Arial" w:eastAsia="Arial" w:cs="Arial"/>
+          <w:b/>
+          <w:i w:val="0"/>
+          <w:color w:val="2E4A7A"/>
+          <w:sz w:val="24"/>
+          <w:vertAlign w:val="subscript"/>
+        </w:rPr>
+        <w:t>sc</w:t>
+      </w:r>
+      <w:r>
+        <w:rPr>
+          <w:rFonts w:ascii="Arial" w:hAnsi="Arial" w:eastAsia="Arial" w:cs="Arial"/>
+          <w:b/>
+          <w:i w:val="0"/>
+          <w:color w:val="2E4A7A"/>
+          <w:sz w:val="24"/>
+        </w:rPr>
+        <w:t xml:space="preserve"> = I</w:t>
+      </w:r>
+      <w:r>
+        <w:rPr>
+          <w:rFonts w:ascii="Arial" w:hAnsi="Arial" w:eastAsia="Arial" w:cs="Arial"/>
+          <w:b/>
+          <w:i w:val="0"/>
+          <w:color w:val="2E4A7A"/>
+          <w:sz w:val="24"/>
+          <w:vertAlign w:val="subscript"/>
+        </w:rPr>
+        <w:t>n</w:t>
+      </w:r>
+      <w:r>
+        <w:rPr>
+          <w:rFonts w:ascii="Arial" w:hAnsi="Arial" w:eastAsia="Arial" w:cs="Arial"/>
+          <w:b/>
+          <w:i w:val="0"/>
+          <w:color w:val="2E4A7A"/>
+          <w:sz w:val="24"/>
+        </w:rPr>
+        <w:t>/Z</w:t>
+      </w:r>
+      <w:r>
+        <w:rPr>
+          <w:rFonts w:ascii="Arial" w:hAnsi="Arial" w:eastAsia="Arial" w:cs="Arial"/>
+          <w:b/>
+          <w:i w:val="0"/>
+          <w:color w:val="2E4A7A"/>
+          <w:sz w:val="24"/>
+          <w:vertAlign w:val="subscript"/>
+        </w:rPr>
+        <w:t>pu</w:t>
       </w:r>
     </w:p>
     <w:p>
@@ -14123,7 +14357,60 @@
           <w:color w:val="2E4A7A"/>
           <w:sz w:val="24"/>
         </w:rPr>
-        <w:t>Animasi 4 — Pembagian Beban Dua Trafo Paralel Si ∝ Sr,i/Z%,i</w:t>
+        <w:t>Animasi 4 — Pembagian Beban Dua Trafo Paralel S</w:t>
+      </w:r>
+      <w:r>
+        <w:rPr>
+          <w:rFonts w:ascii="Arial" w:hAnsi="Arial" w:eastAsia="Arial" w:cs="Arial"/>
+          <w:b/>
+          <w:i w:val="0"/>
+          <w:color w:val="2E4A7A"/>
+          <w:sz w:val="24"/>
+          <w:vertAlign w:val="subscript"/>
+        </w:rPr>
+        <w:t>i</w:t>
+      </w:r>
+      <w:r>
+        <w:rPr>
+          <w:rFonts w:ascii="Arial" w:hAnsi="Arial" w:eastAsia="Arial" w:cs="Arial"/>
+          <w:b/>
+          <w:i w:val="0"/>
+          <w:color w:val="2E4A7A"/>
+          <w:sz w:val="24"/>
+        </w:rPr>
+        <w:t xml:space="preserve"> ∝ S</w:t>
+      </w:r>
+      <w:r>
+        <w:rPr>
+          <w:rFonts w:ascii="Arial" w:hAnsi="Arial" w:eastAsia="Arial" w:cs="Arial"/>
+          <w:b/>
+          <w:i w:val="0"/>
+          <w:color w:val="2E4A7A"/>
+          <w:sz w:val="24"/>
+          <w:vertAlign w:val="subscript"/>
+        </w:rPr>
+        <w:t>r,i</w:t>
+      </w:r>
+      <w:r>
+        <w:rPr>
+          <w:rFonts w:ascii="Arial" w:hAnsi="Arial" w:eastAsia="Arial" w:cs="Arial"/>
+          <w:b/>
+          <w:i w:val="0"/>
+          <w:color w:val="2E4A7A"/>
+          <w:sz w:val="24"/>
+        </w:rPr>
+        <w:t>/Z</w:t>
+      </w:r>
+      <w:r>
+        <w:rPr>
+          <w:rFonts w:ascii="Arial" w:hAnsi="Arial" w:eastAsia="Arial" w:cs="Arial"/>
+          <w:b/>
+          <w:i w:val="0"/>
+          <w:color w:val="2E4A7A"/>
+          <w:sz w:val="24"/>
+          <w:vertAlign w:val="subscript"/>
+        </w:rPr>
+        <w:t>%,i</w:t>
       </w:r>
     </w:p>
     <w:p>
@@ -14242,7 +14529,9 @@
           <w:color w:val="1F3864"/>
           <w:sz w:val="28"/>
         </w:rPr>
-        <w:t>IMPLEMENTASI PYTHON DI JUPYTER NOTEBOOK</w:t>
+        <w:t>IMPLEMENTASI PYTHON</w:t>
+        <w:br/>
+        <w:t>DI JUPYTER NOTEBOOK</w:t>
       </w:r>
     </w:p>
     <w:p>
@@ -17010,7 +17299,17 @@
           <w:i w:val="0"/>
           <w:sz w:val="21"/>
         </w:rPr>
-        <w:t>Arus hubung singkat rel dari MVA_sc</w:t>
+        <w:t>Arus hubung singkat rel dari MVA</w:t>
+      </w:r>
+      <w:r>
+        <w:rPr>
+          <w:rFonts w:ascii="Arial" w:hAnsi="Arial" w:eastAsia="Arial" w:cs="Arial"/>
+          <w:b w:val="0"/>
+          <w:i w:val="0"/>
+          <w:sz w:val="21"/>
+          <w:vertAlign w:val="subscript"/>
+        </w:rPr>
+        <w:t>sc</w:t>
       </w:r>
     </w:p>
     <w:p>
@@ -17158,7 +17457,26 @@
           <w:i w:val="0"/>
           <w:sz w:val="21"/>
         </w:rPr>
-        <w:t>Efisiensi maksimum trafo (x_opt)</w:t>
+        <w:t>Efisiensi maksimum trafo (x</w:t>
+      </w:r>
+      <w:r>
+        <w:rPr>
+          <w:rFonts w:ascii="Arial" w:hAnsi="Arial" w:eastAsia="Arial" w:cs="Arial"/>
+          <w:b w:val="0"/>
+          <w:i w:val="0"/>
+          <w:sz w:val="21"/>
+          <w:vertAlign w:val="subscript"/>
+        </w:rPr>
+        <w:t>opt</w:t>
+      </w:r>
+      <w:r>
+        <w:rPr>
+          <w:rFonts w:ascii="Arial" w:hAnsi="Arial" w:eastAsia="Arial" w:cs="Arial"/>
+          <w:b w:val="0"/>
+          <w:i w:val="0"/>
+          <w:sz w:val="21"/>
+        </w:rPr>
+        <w:t>)</w:t>
       </w:r>
     </w:p>
     <w:p>
